--- a/Documents explicatifs des dispositifs/Dispositif4_Vocabulaire_CM1.docx
+++ b/Documents explicatifs des dispositifs/Dispositif4_Vocabulaire_CM1.docx
@@ -1246,6 +1246,535 @@
       <w:r>
         <w:rPr/>
         <w:t>Circuit retenu — Leitner (mots transversaux, fréquents) : V3/V4. Aucune ceinture du parcours CM1 n’alimente le carnet de mots directement (ce circuit ne concerne, dans le dispositif complet, qu’une ceinture propre au CM2) — le carnet reste néanmoins organisé, dès le CM1, autour du principe hyperonyme/hyponyme installé par V1 (voir Dispositif 5). Ce circuit Leitner se généralise désormais à l’ensemble du carnet de mots (Dispositif 6).</w:t>
+      </w:r>
+    </w:p>
+    <w:p>
+      <w:pPr>
+        <w:pStyle w:val="Heading1"/>
+      </w:pPr>
+      <w:r>
+        <w:t xml:space="preserve">En CM2 : les mêmes ceintures, approfondies</w:t>
+      </w:r>
+    </w:p>
+    <w:p>
+      <w:pPr>
+        <w:pStyle w:val="BodyText"/>
+      </w:pPr>
+      <w:r>
+        <w:t xml:space="preserve">Depuis octobre 2026, chaque ceinture CM2 porte le même numéro, la même couleur et la même notion qu’en CM1. En classe à double niveau, l’observation et la trace écrite sont communes ; le CM2 va plus loin avec des écrans et des exercices en plus, et passe son propre test.</w:t>
+      </w:r>
+    </w:p>
+    <w:p>
+      <w:pPr>
+        <w:pStyle w:val="BodyText"/>
+        <w:numPr>
+          <w:ilvl w:val="0"/>
+          <w:numId w:val="1"/>
+        </w:numPr>
+        <w:spacing w:after="60"/>
+      </w:pPr>
+      <w:r>
+        <w:rPr>
+          <w:b/>
+          <w:bCs/>
+        </w:rPr>
+        <w:t xml:space="preserve">Trace écrite</w:t>
+      </w:r>
+      <w:r>
+        <w:t xml:space="preserve"> : la carte mentale est la même ; un encadré « En CM2, j’apprends aussi » la complète (page interactive et impression).</w:t>
+      </w:r>
+    </w:p>
+    <w:p>
+      <w:pPr>
+        <w:pStyle w:val="BodyText"/>
+        <w:numPr>
+          <w:ilvl w:val="0"/>
+          <w:numId w:val="1"/>
+        </w:numPr>
+        <w:spacing w:after="60"/>
+      </w:pPr>
+      <w:r>
+        <w:rPr>
+          <w:b/>
+          <w:bCs/>
+        </w:rPr>
+        <w:t xml:space="preserve">Page interactive</w:t>
+      </w:r>
+      <w:r>
+        <w:t xml:space="preserve"> : bouton « CM2 » du sommaire ; les écrans propres au CM2 portent l’étiquette « CM2 ».</w:t>
+      </w:r>
+    </w:p>
+    <w:p>
+      <w:pPr>
+        <w:pStyle w:val="BodyText"/>
+        <w:numPr>
+          <w:ilvl w:val="0"/>
+          <w:numId w:val="1"/>
+        </w:numPr>
+        <w:spacing w:after="60"/>
+      </w:pPr>
+      <w:r>
+        <w:rPr>
+          <w:b/>
+          <w:bCs/>
+        </w:rPr>
+        <w:t xml:space="preserve">Parcours</w:t>
+      </w:r>
+      <w:r>
+        <w:t xml:space="preserve"> : inchangé (Structure des ceintures) ; test ciblé A/B/C, réussite 6/6. Proposition : pour le CM2, 3 items sur le tronc commun et 3 items sur l’ajout CM2.</w:t>
+      </w:r>
+    </w:p>
+    <w:p>
+      <w:pPr>
+        <w:pStyle w:val="BodyText"/>
+        <w:numPr>
+          <w:ilvl w:val="0"/>
+          <w:numId w:val="1"/>
+        </w:numPr>
+        <w:spacing w:after="60"/>
+      </w:pPr>
+      <w:r>
+        <w:rPr>
+          <w:b/>
+          <w:bCs/>
+        </w:rPr>
+        <w:t xml:space="preserve">Cahier de progrès</w:t>
+      </w:r>
+      <w:r>
+        <w:t xml:space="preserve"> : parcours C des fiches CE2-CM1-CM2, renuméroté sur le CM1.</w:t>
+      </w:r>
+    </w:p>
+    <w:tbl>
+      <w:tblPr>
+        <w:tblW w:type="dxa" w:w="9600"/>
+        <w:tblBorders>
+          <w:top w:val="single" w:color="auto" w:sz="4"/>
+          <w:left w:val="single" w:color="auto" w:sz="4"/>
+          <w:bottom w:val="single" w:color="auto" w:sz="4"/>
+          <w:right w:val="single" w:color="auto" w:sz="4"/>
+          <w:insideH w:val="single" w:color="auto" w:sz="4"/>
+          <w:insideV w:val="single" w:color="auto" w:sz="4"/>
+        </w:tblBorders>
+        <w:tblCellMar>
+          <w:left w:w="80" w:type="dxa"/>
+          <w:right w:w="80" w:type="dxa"/>
+        </w:tblCellMar>
+      </w:tblPr>
+      <w:tblGrid>
+        <w:gridCol w:w="832"/>
+        <w:gridCol w:w="1243"/>
+        <w:gridCol w:w="3046"/>
+        <w:gridCol w:w="4477"/>
+      </w:tblGrid>
+      <w:tr>
+        <w:trPr>
+          <w:tblHeader/>
+        </w:trPr>
+        <w:tc>
+          <w:tcPr>
+            <w:tcW w:type="dxa" w:w="832"/>
+            <w:shd w:fill="D9E2F3" w:val="clear"/>
+          </w:tcPr>
+          <w:p>
+            <w:pPr>
+              <w:spacing w:before="20" w:after="20"/>
+            </w:pPr>
+            <w:r>
+              <w:rPr>
+                <w:b/>
+                <w:bCs/>
+              </w:rPr>
+              <w:t xml:space="preserve">N°</w:t>
+            </w:r>
+          </w:p>
+        </w:tc>
+        <w:tc>
+          <w:tcPr>
+            <w:tcW w:type="dxa" w:w="1243"/>
+            <w:shd w:fill="D9E2F3" w:val="clear"/>
+          </w:tcPr>
+          <w:p>
+            <w:pPr>
+              <w:spacing w:before="20" w:after="20"/>
+            </w:pPr>
+            <w:r>
+              <w:rPr>
+                <w:b/>
+                <w:bCs/>
+              </w:rPr>
+              <w:t xml:space="preserve">Couleur</w:t>
+            </w:r>
+          </w:p>
+        </w:tc>
+        <w:tc>
+          <w:tcPr>
+            <w:tcW w:type="dxa" w:w="3046"/>
+            <w:shd w:fill="D9E2F3" w:val="clear"/>
+          </w:tcPr>
+          <w:p>
+            <w:pPr>
+              <w:spacing w:before="20" w:after="20"/>
+            </w:pPr>
+            <w:r>
+              <w:rPr>
+                <w:b/>
+                <w:bCs/>
+              </w:rPr>
+              <w:t xml:space="preserve">Tronc commun (CM1)</w:t>
+            </w:r>
+          </w:p>
+        </w:tc>
+        <w:tc>
+          <w:tcPr>
+            <w:tcW w:type="dxa" w:w="4477"/>
+            <w:shd w:fill="D9E2F3" w:val="clear"/>
+          </w:tcPr>
+          <w:p>
+            <w:pPr>
+              <w:spacing w:before="20" w:after="20"/>
+            </w:pPr>
+            <w:r>
+              <w:rPr>
+                <w:b/>
+                <w:bCs/>
+              </w:rPr>
+              <w:t xml:space="preserve">En plus en CM2</w:t>
+            </w:r>
+          </w:p>
+        </w:tc>
+      </w:tr>
+      <w:tr>
+        <w:tc>
+          <w:tcPr>
+            <w:tcW w:type="dxa" w:w="832"/>
+          </w:tcPr>
+          <w:p>
+            <w:pPr>
+              <w:spacing w:before="20" w:after="20"/>
+            </w:pPr>
+            <w:r>
+              <w:t xml:space="preserve">V1</w:t>
+            </w:r>
+          </w:p>
+        </w:tc>
+        <w:tc>
+          <w:tcPr>
+            <w:tcW w:type="dxa" w:w="1243"/>
+          </w:tcPr>
+          <w:p>
+            <w:pPr>
+              <w:spacing w:before="20" w:after="20"/>
+            </w:pPr>
+            <w:r>
+              <w:t xml:space="preserve">Blanche</w:t>
+            </w:r>
+          </w:p>
+        </w:tc>
+        <w:tc>
+          <w:tcPr>
+            <w:tcW w:type="dxa" w:w="3046"/>
+          </w:tcPr>
+          <w:p>
+            <w:pPr>
+              <w:spacing w:before="20" w:after="20"/>
+            </w:pPr>
+            <w:r>
+              <w:t xml:space="preserve">Le mot-étiquette et les mots précis</w:t>
+            </w:r>
+          </w:p>
+        </w:tc>
+        <w:tc>
+          <w:tcPr>
+            <w:tcW w:type="dxa" w:w="4477"/>
+          </w:tcPr>
+          <w:p>
+            <w:pPr>
+              <w:spacing w:before="20" w:after="20"/>
+            </w:pPr>
+            <w:r>
+              <w:t xml:space="preserve">Les termes « générique » et « spécifique » ; un mot peut être les deux</w:t>
+            </w:r>
+          </w:p>
+        </w:tc>
+      </w:tr>
+      <w:tr>
+        <w:tc>
+          <w:tcPr>
+            <w:tcW w:type="dxa" w:w="832"/>
+          </w:tcPr>
+          <w:p>
+            <w:pPr>
+              <w:spacing w:before="20" w:after="20"/>
+            </w:pPr>
+            <w:r>
+              <w:t xml:space="preserve">V2</w:t>
+            </w:r>
+          </w:p>
+        </w:tc>
+        <w:tc>
+          <w:tcPr>
+            <w:tcW w:type="dxa" w:w="1243"/>
+          </w:tcPr>
+          <w:p>
+            <w:pPr>
+              <w:spacing w:before="20" w:after="20"/>
+            </w:pPr>
+            <w:r>
+              <w:t xml:space="preserve">Rose</w:t>
+            </w:r>
+          </w:p>
+        </w:tc>
+        <w:tc>
+          <w:tcPr>
+            <w:tcW w:type="dxa" w:w="3046"/>
+          </w:tcPr>
+          <w:p>
+            <w:pPr>
+              <w:spacing w:before="20" w:after="20"/>
+            </w:pPr>
+            <w:r>
+              <w:t xml:space="preserve">Comprendre un mot inconnu sans dictionnaire</w:t>
+            </w:r>
+          </w:p>
+        </w:tc>
+        <w:tc>
+          <w:tcPr>
+            <w:tcW w:type="dxa" w:w="4477"/>
+          </w:tcPr>
+          <w:p>
+            <w:pPr>
+              <w:spacing w:before="20" w:after="20"/>
+            </w:pPr>
+            <w:r>
+              <w:t xml:space="preserve">Le dictionnaire (papier ou numérique) : ordre alphabétique, article, choix du sens</w:t>
+            </w:r>
+          </w:p>
+        </w:tc>
+      </w:tr>
+      <w:tr>
+        <w:tc>
+          <w:tcPr>
+            <w:tcW w:type="dxa" w:w="832"/>
+          </w:tcPr>
+          <w:p>
+            <w:pPr>
+              <w:spacing w:before="20" w:after="20"/>
+            </w:pPr>
+            <w:r>
+              <w:t xml:space="preserve">V3</w:t>
+            </w:r>
+          </w:p>
+        </w:tc>
+        <w:tc>
+          <w:tcPr>
+            <w:tcW w:type="dxa" w:w="1243"/>
+          </w:tcPr>
+          <w:p>
+            <w:pPr>
+              <w:spacing w:before="20" w:after="20"/>
+            </w:pPr>
+            <w:r>
+              <w:t xml:space="preserve">Jaune</w:t>
+            </w:r>
+          </w:p>
+        </w:tc>
+        <w:tc>
+          <w:tcPr>
+            <w:tcW w:type="dxa" w:w="3046"/>
+          </w:tcPr>
+          <w:p>
+            <w:pPr>
+              <w:spacing w:before="20" w:after="20"/>
+            </w:pPr>
+            <w:r>
+              <w:t xml:space="preserve">Préfixes et suffixes fréquents</w:t>
+            </w:r>
+          </w:p>
+        </w:tc>
+        <w:tc>
+          <w:tcPr>
+            <w:tcW w:type="dxa" w:w="4477"/>
+          </w:tcPr>
+          <w:p>
+            <w:pPr>
+              <w:spacing w:before="20" w:after="20"/>
+            </w:pPr>
+            <w:r>
+              <w:t xml:space="preserve">Racines latines et grecques ; classement des préfixes et suffixes par sens</w:t>
+            </w:r>
+          </w:p>
+        </w:tc>
+      </w:tr>
+      <w:tr>
+        <w:tc>
+          <w:tcPr>
+            <w:tcW w:type="dxa" w:w="832"/>
+          </w:tcPr>
+          <w:p>
+            <w:pPr>
+              <w:spacing w:before="20" w:after="20"/>
+            </w:pPr>
+            <w:r>
+              <w:t xml:space="preserve">V4</w:t>
+            </w:r>
+          </w:p>
+        </w:tc>
+        <w:tc>
+          <w:tcPr>
+            <w:tcW w:type="dxa" w:w="1243"/>
+          </w:tcPr>
+          <w:p>
+            <w:pPr>
+              <w:spacing w:before="20" w:after="20"/>
+            </w:pPr>
+            <w:r>
+              <w:t xml:space="preserve">Orange</w:t>
+            </w:r>
+          </w:p>
+        </w:tc>
+        <w:tc>
+          <w:tcPr>
+            <w:tcW w:type="dxa" w:w="3046"/>
+          </w:tcPr>
+          <w:p>
+            <w:pPr>
+              <w:spacing w:before="20" w:after="20"/>
+            </w:pPr>
+            <w:r>
+              <w:t xml:space="preserve">Familles de mots</w:t>
+            </w:r>
+          </w:p>
+        </w:tc>
+        <w:tc>
+          <w:tcPr>
+            <w:tcW w:type="dxa" w:w="4477"/>
+          </w:tcPr>
+          <w:p>
+            <w:pPr>
+              <w:spacing w:before="20" w:after="20"/>
+            </w:pPr>
+            <w:r>
+              <w:t xml:space="preserve">Mots simples, dérivés et composés</w:t>
+            </w:r>
+          </w:p>
+        </w:tc>
+      </w:tr>
+      <w:tr>
+        <w:tc>
+          <w:tcPr>
+            <w:tcW w:type="dxa" w:w="832"/>
+          </w:tcPr>
+          <w:p>
+            <w:pPr>
+              <w:spacing w:before="20" w:after="20"/>
+            </w:pPr>
+            <w:r>
+              <w:t xml:space="preserve">V5</w:t>
+            </w:r>
+          </w:p>
+        </w:tc>
+        <w:tc>
+          <w:tcPr>
+            <w:tcW w:type="dxa" w:w="1243"/>
+          </w:tcPr>
+          <w:p>
+            <w:pPr>
+              <w:spacing w:before="20" w:after="20"/>
+            </w:pPr>
+            <w:r>
+              <w:t xml:space="preserve">Verte</w:t>
+            </w:r>
+          </w:p>
+        </w:tc>
+        <w:tc>
+          <w:tcPr>
+            <w:tcW w:type="dxa" w:w="3046"/>
+          </w:tcPr>
+          <w:p>
+            <w:pPr>
+              <w:spacing w:before="20" w:after="20"/>
+            </w:pPr>
+            <w:r>
+              <w:t xml:space="preserve">Synonymes et contraires</w:t>
+            </w:r>
+          </w:p>
+        </w:tc>
+        <w:tc>
+          <w:tcPr>
+            <w:tcW w:type="dxa" w:w="4477"/>
+          </w:tcPr>
+          <w:p>
+            <w:pPr>
+              <w:spacing w:before="20" w:after="20"/>
+            </w:pPr>
+            <w:r>
+              <w:t xml:space="preserve">Le champ lexical</w:t>
+            </w:r>
+          </w:p>
+        </w:tc>
+      </w:tr>
+      <w:tr>
+        <w:tc>
+          <w:tcPr>
+            <w:tcW w:type="dxa" w:w="832"/>
+          </w:tcPr>
+          <w:p>
+            <w:pPr>
+              <w:spacing w:before="20" w:after="20"/>
+            </w:pPr>
+            <w:r>
+              <w:t xml:space="preserve">V6</w:t>
+            </w:r>
+          </w:p>
+        </w:tc>
+        <w:tc>
+          <w:tcPr>
+            <w:tcW w:type="dxa" w:w="1243"/>
+          </w:tcPr>
+          <w:p>
+            <w:pPr>
+              <w:spacing w:before="20" w:after="20"/>
+            </w:pPr>
+            <w:r>
+              <w:t xml:space="preserve">Bleue</w:t>
+            </w:r>
+          </w:p>
+        </w:tc>
+        <w:tc>
+          <w:tcPr>
+            <w:tcW w:type="dxa" w:w="3046"/>
+          </w:tcPr>
+          <w:p>
+            <w:pPr>
+              <w:spacing w:before="20" w:after="20"/>
+            </w:pPr>
+            <w:r>
+              <w:t xml:space="preserve">Les homonymes</w:t>
+            </w:r>
+          </w:p>
+        </w:tc>
+        <w:tc>
+          <w:tcPr>
+            <w:tcW w:type="dxa" w:w="4477"/>
+          </w:tcPr>
+          <w:p>
+            <w:pPr>
+              <w:spacing w:before="20" w:after="20"/>
+            </w:pPr>
+            <w:r>
+              <w:t xml:space="preserve">La polysémie : un mot, plusieurs sens</w:t>
+            </w:r>
+          </w:p>
+        </w:tc>
+      </w:tr>
+    </w:tbl>
+    <w:p/>
+    <w:p>
+      <w:pPr>
+        <w:pStyle w:val="BodyText"/>
+      </w:pPr>
+      <w:r>
+        <w:t xml:space="preserve">L’ancien cahier CM2 comptait 8 ceintures : leurs contenus sont tous repris ci-dessus (dérivation et mots composés en V4, classement par sens en V3, dictionnaire en V2, champ lexical en V5, polysémie en V6). Programme 2025 (CM2) couvert : utiliser des dictionnaires, contexte et morphologie, polysémie, relations morphologiques et sémantiques.</w:t>
       </w:r>
     </w:p>
     <w:sectPr>

--- a/Documents explicatifs des dispositifs/Dispositif4_Vocabulaire_CM1.docx
+++ b/Documents explicatifs des dispositifs/Dispositif4_Vocabulaire_CM1.docx
@@ -1321,7 +1321,7 @@
         <w:t xml:space="preserve">Parcours</w:t>
       </w:r>
       <w:r>
-        <w:t xml:space="preserve"> : inchangé (Structure des ceintures) ; test ciblé A/B/C, réussite 6/6. Proposition : pour le CM2, 3 items sur le tronc commun et 3 items sur l’ajout CM2.</w:t>
+        <w:t xml:space="preserve"> : inchangé (Structure des ceintures) ; test ciblé A/B/C, réussite 6/6. Pour le CM2, chaque version du test compte 3 items sur le tronc commun et 3 items sur l’ajout CM2.</w:t>
       </w:r>
     </w:p>
     <w:p>

--- a/Documents explicatifs des dispositifs/Dispositif4_Vocabulaire_CM1.docx
+++ b/Documents explicatifs des dispositifs/Dispositif4_Vocabulaire_CM1.docx
@@ -1775,6 +1775,535 @@
       </w:pPr>
       <w:r>
         <w:t xml:space="preserve">L’ancien cahier CM2 comptait 8 ceintures : leurs contenus sont tous repris ci-dessus (dérivation et mots composés en V4, classement par sens en V3, dictionnaire en V2, champ lexical en V5, polysémie en V6). Programme 2025 (CM2) couvert : utiliser des dictionnaires, contexte et morphologie, polysémie, relations morphologiques et sémantiques.</w:t>
+      </w:r>
+    </w:p>
+    <w:p>
+      <w:pPr>
+        <w:pStyle w:val="Heading1"/>
+      </w:pPr>
+      <w:r>
+        <w:t xml:space="preserve">En CE2 : les mêmes ceintures, en plus simple</w:t>
+      </w:r>
+    </w:p>
+    <w:p>
+      <w:pPr>
+        <w:pStyle w:val="BodyText"/>
+      </w:pPr>
+      <w:r>
+        <w:t xml:space="preserve">Depuis octobre 2026, chaque ceinture CE2 porte le même numéro, la même couleur et la même notion qu’en CM1 et en CM2, dans une version plus simple, conforme au programme de français du cycle 2 (2025). En classe à plusieurs niveaux, l’observation et la trace écrite sont communes ; le CE2 s’arrête au tronc commun.</w:t>
+      </w:r>
+    </w:p>
+    <w:p>
+      <w:pPr>
+        <w:pStyle w:val="BodyText"/>
+        <w:numPr>
+          <w:ilvl w:val="0"/>
+          <w:numId w:val="1"/>
+        </w:numPr>
+        <w:spacing w:after="60"/>
+      </w:pPr>
+      <w:r>
+        <w:rPr>
+          <w:b/>
+          <w:bCs/>
+        </w:rPr>
+        <w:t xml:space="preserve">Trace écrite</w:t>
+      </w:r>
+      <w:r>
+        <w:t xml:space="preserve"> : la carte mentale est la même ; un encadré « Au CE2, je retiens » dit ce que le CE2 doit savoir (page interactive et impression).</w:t>
+      </w:r>
+    </w:p>
+    <w:p>
+      <w:pPr>
+        <w:pStyle w:val="BodyText"/>
+        <w:numPr>
+          <w:ilvl w:val="0"/>
+          <w:numId w:val="1"/>
+        </w:numPr>
+        <w:spacing w:after="60"/>
+      </w:pPr>
+      <w:r>
+        <w:rPr>
+          <w:b/>
+          <w:bCs/>
+        </w:rPr>
+        <w:t xml:space="preserve">Page interactive</w:t>
+      </w:r>
+      <w:r>
+        <w:t xml:space="preserve"> : bouton « CE2 » du sommaire ; les écrans trop difficiles sont retirés, les écrans propres au CE2 portent l’étiquette « CE2 ».</w:t>
+      </w:r>
+    </w:p>
+    <w:p>
+      <w:pPr>
+        <w:pStyle w:val="BodyText"/>
+        <w:numPr>
+          <w:ilvl w:val="0"/>
+          <w:numId w:val="1"/>
+        </w:numPr>
+        <w:spacing w:after="60"/>
+      </w:pPr>
+      <w:r>
+        <w:rPr>
+          <w:b/>
+          <w:bCs/>
+        </w:rPr>
+        <w:t xml:space="preserve">Parcours</w:t>
+      </w:r>
+      <w:r>
+        <w:t xml:space="preserve"> : inchangé (Structure des ceintures) ; test ciblé A/B/C, 6 items sur le contenu CE2, réussite 6/6.</w:t>
+      </w:r>
+    </w:p>
+    <w:p>
+      <w:pPr>
+        <w:pStyle w:val="BodyText"/>
+        <w:numPr>
+          <w:ilvl w:val="0"/>
+          <w:numId w:val="1"/>
+        </w:numPr>
+        <w:spacing w:after="60"/>
+      </w:pPr>
+      <w:r>
+        <w:rPr>
+          <w:b/>
+          <w:bCs/>
+        </w:rPr>
+        <w:t xml:space="preserve">Cahier de progrès</w:t>
+      </w:r>
+      <w:r>
+        <w:t xml:space="preserve"> : parcours A des fiches CE2-CM1-CM2, renuméroté sur le CM1.</w:t>
+      </w:r>
+    </w:p>
+    <w:tbl>
+      <w:tblPr>
+        <w:tblW w:type="dxa" w:w="9600"/>
+        <w:tblBorders>
+          <w:top w:val="single" w:color="auto" w:sz="4"/>
+          <w:left w:val="single" w:color="auto" w:sz="4"/>
+          <w:bottom w:val="single" w:color="auto" w:sz="4"/>
+          <w:right w:val="single" w:color="auto" w:sz="4"/>
+          <w:insideH w:val="single" w:color="auto" w:sz="4"/>
+          <w:insideV w:val="single" w:color="auto" w:sz="4"/>
+        </w:tblBorders>
+        <w:tblCellMar>
+          <w:left w:w="80" w:type="dxa"/>
+          <w:right w:w="80" w:type="dxa"/>
+        </w:tblCellMar>
+      </w:tblPr>
+      <w:tblGrid>
+        <w:gridCol w:w="813"/>
+        <w:gridCol w:w="1214"/>
+        <w:gridCol w:w="4439"/>
+        <w:gridCol w:w="3132"/>
+      </w:tblGrid>
+      <w:tr>
+        <w:trPr>
+          <w:tblHeader/>
+        </w:trPr>
+        <w:tc>
+          <w:tcPr>
+            <w:tcW w:type="dxa" w:w="813"/>
+            <w:shd w:fill="D9E2F3" w:val="clear"/>
+          </w:tcPr>
+          <w:p>
+            <w:pPr>
+              <w:spacing w:before="20" w:after="20"/>
+            </w:pPr>
+            <w:r>
+              <w:rPr>
+                <w:b/>
+                <w:bCs/>
+              </w:rPr>
+              <w:t xml:space="preserve">N°</w:t>
+            </w:r>
+          </w:p>
+        </w:tc>
+        <w:tc>
+          <w:tcPr>
+            <w:tcW w:type="dxa" w:w="1214"/>
+            <w:shd w:fill="D9E2F3" w:val="clear"/>
+          </w:tcPr>
+          <w:p>
+            <w:pPr>
+              <w:spacing w:before="20" w:after="20"/>
+            </w:pPr>
+            <w:r>
+              <w:rPr>
+                <w:b/>
+                <w:bCs/>
+              </w:rPr>
+              <w:t xml:space="preserve">Couleur</w:t>
+            </w:r>
+          </w:p>
+        </w:tc>
+        <w:tc>
+          <w:tcPr>
+            <w:tcW w:type="dxa" w:w="4439"/>
+            <w:shd w:fill="D9E2F3" w:val="clear"/>
+          </w:tcPr>
+          <w:p>
+            <w:pPr>
+              <w:spacing w:before="20" w:after="20"/>
+            </w:pPr>
+            <w:r>
+              <w:rPr>
+                <w:b/>
+                <w:bCs/>
+              </w:rPr>
+              <w:t xml:space="preserve">Au CE2</w:t>
+            </w:r>
+          </w:p>
+        </w:tc>
+        <w:tc>
+          <w:tcPr>
+            <w:tcW w:type="dxa" w:w="3132"/>
+            <w:shd w:fill="D9E2F3" w:val="clear"/>
+          </w:tcPr>
+          <w:p>
+            <w:pPr>
+              <w:spacing w:before="20" w:after="20"/>
+            </w:pPr>
+            <w:r>
+              <w:rPr>
+                <w:b/>
+                <w:bCs/>
+              </w:rPr>
+              <w:t xml:space="preserve">Ce que le CM1 ajoute</w:t>
+            </w:r>
+          </w:p>
+        </w:tc>
+      </w:tr>
+      <w:tr>
+        <w:tc>
+          <w:tcPr>
+            <w:tcW w:type="dxa" w:w="813"/>
+          </w:tcPr>
+          <w:p>
+            <w:pPr>
+              <w:spacing w:before="20" w:after="20"/>
+            </w:pPr>
+            <w:r>
+              <w:t xml:space="preserve">V1</w:t>
+            </w:r>
+          </w:p>
+        </w:tc>
+        <w:tc>
+          <w:tcPr>
+            <w:tcW w:type="dxa" w:w="1214"/>
+          </w:tcPr>
+          <w:p>
+            <w:pPr>
+              <w:spacing w:before="20" w:after="20"/>
+            </w:pPr>
+            <w:r>
+              <w:t xml:space="preserve">Blanche</w:t>
+            </w:r>
+          </w:p>
+        </w:tc>
+        <w:tc>
+          <w:tcPr>
+            <w:tcW w:type="dxa" w:w="4439"/>
+          </w:tcPr>
+          <w:p>
+            <w:pPr>
+              <w:spacing w:before="20" w:after="20"/>
+            </w:pPr>
+            <w:r>
+              <w:t xml:space="preserve">Mot générique et mots précis</w:t>
+            </w:r>
+          </w:p>
+        </w:tc>
+        <w:tc>
+          <w:tcPr>
+            <w:tcW w:type="dxa" w:w="3132"/>
+          </w:tcPr>
+          <w:p>
+            <w:pPr>
+              <w:spacing w:before="20" w:after="20"/>
+            </w:pPr>
+            <w:r>
+              <w:t xml:space="preserve">—</w:t>
+            </w:r>
+          </w:p>
+        </w:tc>
+      </w:tr>
+      <w:tr>
+        <w:tc>
+          <w:tcPr>
+            <w:tcW w:type="dxa" w:w="813"/>
+          </w:tcPr>
+          <w:p>
+            <w:pPr>
+              <w:spacing w:before="20" w:after="20"/>
+            </w:pPr>
+            <w:r>
+              <w:t xml:space="preserve">V2</w:t>
+            </w:r>
+          </w:p>
+        </w:tc>
+        <w:tc>
+          <w:tcPr>
+            <w:tcW w:type="dxa" w:w="1214"/>
+          </w:tcPr>
+          <w:p>
+            <w:pPr>
+              <w:spacing w:before="20" w:after="20"/>
+            </w:pPr>
+            <w:r>
+              <w:t xml:space="preserve">Rose</w:t>
+            </w:r>
+          </w:p>
+        </w:tc>
+        <w:tc>
+          <w:tcPr>
+            <w:tcW w:type="dxa" w:w="4439"/>
+          </w:tcPr>
+          <w:p>
+            <w:pPr>
+              <w:spacing w:before="20" w:after="20"/>
+            </w:pPr>
+            <w:r>
+              <w:t xml:space="preserve">Mot inconnu : les indices, puis le dictionnaire adapté</w:t>
+            </w:r>
+          </w:p>
+        </w:tc>
+        <w:tc>
+          <w:tcPr>
+            <w:tcW w:type="dxa" w:w="3132"/>
+          </w:tcPr>
+          <w:p>
+            <w:pPr>
+              <w:spacing w:before="20" w:after="20"/>
+            </w:pPr>
+            <w:r>
+              <w:t xml:space="preserve">Méthode en 4 étapes</w:t>
+            </w:r>
+          </w:p>
+        </w:tc>
+      </w:tr>
+      <w:tr>
+        <w:tc>
+          <w:tcPr>
+            <w:tcW w:type="dxa" w:w="813"/>
+          </w:tcPr>
+          <w:p>
+            <w:pPr>
+              <w:spacing w:before="20" w:after="20"/>
+            </w:pPr>
+            <w:r>
+              <w:t xml:space="preserve">V3</w:t>
+            </w:r>
+          </w:p>
+        </w:tc>
+        <w:tc>
+          <w:tcPr>
+            <w:tcW w:type="dxa" w:w="1214"/>
+          </w:tcPr>
+          <w:p>
+            <w:pPr>
+              <w:spacing w:before="20" w:after="20"/>
+            </w:pPr>
+            <w:r>
+              <w:t xml:space="preserve">Jaune</w:t>
+            </w:r>
+          </w:p>
+        </w:tc>
+        <w:tc>
+          <w:tcPr>
+            <w:tcW w:type="dxa" w:w="4439"/>
+          </w:tcPr>
+          <w:p>
+            <w:pPr>
+              <w:spacing w:before="20" w:after="20"/>
+            </w:pPr>
+            <w:r>
+              <w:t xml:space="preserve">Préfixes dé-, mal-, in-, re- ; suffixes -eur, -ier, -ette</w:t>
+            </w:r>
+          </w:p>
+        </w:tc>
+        <w:tc>
+          <w:tcPr>
+            <w:tcW w:type="dxa" w:w="3132"/>
+          </w:tcPr>
+          <w:p>
+            <w:pPr>
+              <w:spacing w:before="20" w:after="20"/>
+            </w:pPr>
+            <w:r>
+              <w:t xml:space="preserve">-able, -ment ; les pièges</w:t>
+            </w:r>
+          </w:p>
+        </w:tc>
+      </w:tr>
+      <w:tr>
+        <w:tc>
+          <w:tcPr>
+            <w:tcW w:type="dxa" w:w="813"/>
+          </w:tcPr>
+          <w:p>
+            <w:pPr>
+              <w:spacing w:before="20" w:after="20"/>
+            </w:pPr>
+            <w:r>
+              <w:t xml:space="preserve">V4</w:t>
+            </w:r>
+          </w:p>
+        </w:tc>
+        <w:tc>
+          <w:tcPr>
+            <w:tcW w:type="dxa" w:w="1214"/>
+          </w:tcPr>
+          <w:p>
+            <w:pPr>
+              <w:spacing w:before="20" w:after="20"/>
+            </w:pPr>
+            <w:r>
+              <w:t xml:space="preserve">Orange</w:t>
+            </w:r>
+          </w:p>
+        </w:tc>
+        <w:tc>
+          <w:tcPr>
+            <w:tcW w:type="dxa" w:w="4439"/>
+          </w:tcPr>
+          <w:p>
+            <w:pPr>
+              <w:spacing w:before="20" w:after="20"/>
+            </w:pPr>
+            <w:r>
+              <w:t xml:space="preserve">Familles de mots ; nom, verbe, adjectif de la même famille</w:t>
+            </w:r>
+          </w:p>
+        </w:tc>
+        <w:tc>
+          <w:tcPr>
+            <w:tcW w:type="dxa" w:w="3132"/>
+          </w:tcPr>
+          <w:p>
+            <w:pPr>
+              <w:spacing w:before="20" w:after="20"/>
+            </w:pPr>
+            <w:r>
+              <w:t xml:space="preserve">—</w:t>
+            </w:r>
+          </w:p>
+        </w:tc>
+      </w:tr>
+      <w:tr>
+        <w:tc>
+          <w:tcPr>
+            <w:tcW w:type="dxa" w:w="813"/>
+          </w:tcPr>
+          <w:p>
+            <w:pPr>
+              <w:spacing w:before="20" w:after="20"/>
+            </w:pPr>
+            <w:r>
+              <w:t xml:space="preserve">V5</w:t>
+            </w:r>
+          </w:p>
+        </w:tc>
+        <w:tc>
+          <w:tcPr>
+            <w:tcW w:type="dxa" w:w="1214"/>
+          </w:tcPr>
+          <w:p>
+            <w:pPr>
+              <w:spacing w:before="20" w:after="20"/>
+            </w:pPr>
+            <w:r>
+              <w:t xml:space="preserve">Verte</w:t>
+            </w:r>
+          </w:p>
+        </w:tc>
+        <w:tc>
+          <w:tcPr>
+            <w:tcW w:type="dxa" w:w="4439"/>
+          </w:tcPr>
+          <w:p>
+            <w:pPr>
+              <w:spacing w:before="20" w:after="20"/>
+            </w:pPr>
+            <w:r>
+              <w:t xml:space="preserve">Synonymes, contraires, degrés de sens (crainte, peur, épouvante) ; niveaux de langue</w:t>
+            </w:r>
+          </w:p>
+        </w:tc>
+        <w:tc>
+          <w:tcPr>
+            <w:tcW w:type="dxa" w:w="3132"/>
+          </w:tcPr>
+          <w:p>
+            <w:pPr>
+              <w:spacing w:before="20" w:after="20"/>
+            </w:pPr>
+            <w:r>
+              <w:t xml:space="preserve">Même classe de mots ; préfixe pour le contraire</w:t>
+            </w:r>
+          </w:p>
+        </w:tc>
+      </w:tr>
+      <w:tr>
+        <w:tc>
+          <w:tcPr>
+            <w:tcW w:type="dxa" w:w="813"/>
+          </w:tcPr>
+          <w:p>
+            <w:pPr>
+              <w:spacing w:before="20" w:after="20"/>
+            </w:pPr>
+            <w:r>
+              <w:t xml:space="preserve">V6</w:t>
+            </w:r>
+          </w:p>
+        </w:tc>
+        <w:tc>
+          <w:tcPr>
+            <w:tcW w:type="dxa" w:w="1214"/>
+          </w:tcPr>
+          <w:p>
+            <w:pPr>
+              <w:spacing w:before="20" w:after="20"/>
+            </w:pPr>
+            <w:r>
+              <w:t xml:space="preserve">Bleue</w:t>
+            </w:r>
+          </w:p>
+        </w:tc>
+        <w:tc>
+          <w:tcPr>
+            <w:tcW w:type="dxa" w:w="4439"/>
+          </w:tcPr>
+          <w:p>
+            <w:pPr>
+              <w:spacing w:before="20" w:after="20"/>
+            </w:pPr>
+            <w:r>
+              <w:t xml:space="preserve">Sens propre et sens figuré ; un mot, plusieurs sens</w:t>
+            </w:r>
+          </w:p>
+        </w:tc>
+        <w:tc>
+          <w:tcPr>
+            <w:tcW w:type="dxa" w:w="3132"/>
+          </w:tcPr>
+          <w:p>
+            <w:pPr>
+              <w:spacing w:before="20" w:after="20"/>
+            </w:pPr>
+            <w:r>
+              <w:t xml:space="preserve">Les homonymes</w:t>
+            </w:r>
+          </w:p>
+        </w:tc>
+      </w:tr>
+    </w:tbl>
+    <w:p/>
+    <w:p>
+      <w:pPr>
+        <w:pStyle w:val="BodyText"/>
+      </w:pPr>
+      <w:r>
+        <w:t xml:space="preserve">Programme du cycle 2 (CE2) couvert : termes génériques et spécifiques, dictionnaire adapté, préfixes et suffixes, dérivation et classes de mots, synonymie et gradation, niveaux de langue, sens propre et sens figuré, polysémie. Les expressions et les réseaux de mots (6 corpus par période) relèvent du carnet de mots (Dispositif 5).</w:t>
       </w:r>
     </w:p>
     <w:sectPr>

--- a/Documents explicatifs des dispositifs/Dispositif4_Vocabulaire_CM1.docx
+++ b/Documents explicatifs des dispositifs/Dispositif4_Vocabulaire_CM1.docx
@@ -1749,7 +1749,7 @@
               <w:spacing w:before="20" w:after="20"/>
             </w:pPr>
             <w:r>
-              <w:t xml:space="preserve">Les homonymes</w:t>
+              <w:t xml:space="preserve">Les homonymes ; un mot, plusieurs sens</w:t>
             </w:r>
           </w:p>
         </w:tc>
@@ -1762,7 +1762,7 @@
               <w:spacing w:before="20" w:after="20"/>
             </w:pPr>
             <w:r>
-              <w:t xml:space="preserve">La polysémie : un mot, plusieurs sens</w:t>
+              <w:t xml:space="preserve">La polysémie : le mot et la notion, d’une discipline à l’autre</w:t>
             </w:r>
           </w:p>
         </w:tc>
@@ -1890,10 +1890,10 @@
         </w:tblCellMar>
       </w:tblPr>
       <w:tblGrid>
-        <w:gridCol w:w="813"/>
-        <w:gridCol w:w="1214"/>
-        <w:gridCol w:w="4439"/>
-        <w:gridCol w:w="3132"/>
+        <w:gridCol w:w="807"/>
+        <w:gridCol w:w="1204"/>
+        <w:gridCol w:w="4403"/>
+        <w:gridCol w:w="3184"/>
       </w:tblGrid>
       <w:tr>
         <w:trPr>
@@ -1901,7 +1901,7 @@
         </w:trPr>
         <w:tc>
           <w:tcPr>
-            <w:tcW w:type="dxa" w:w="813"/>
+            <w:tcW w:type="dxa" w:w="807"/>
             <w:shd w:fill="D9E2F3" w:val="clear"/>
           </w:tcPr>
           <w:p>
@@ -1919,7 +1919,7 @@
         </w:tc>
         <w:tc>
           <w:tcPr>
-            <w:tcW w:type="dxa" w:w="1214"/>
+            <w:tcW w:type="dxa" w:w="1204"/>
             <w:shd w:fill="D9E2F3" w:val="clear"/>
           </w:tcPr>
           <w:p>
@@ -1937,7 +1937,7 @@
         </w:tc>
         <w:tc>
           <w:tcPr>
-            <w:tcW w:type="dxa" w:w="4439"/>
+            <w:tcW w:type="dxa" w:w="4403"/>
             <w:shd w:fill="D9E2F3" w:val="clear"/>
           </w:tcPr>
           <w:p>
@@ -1955,7 +1955,7 @@
         </w:tc>
         <w:tc>
           <w:tcPr>
-            <w:tcW w:type="dxa" w:w="3132"/>
+            <w:tcW w:type="dxa" w:w="3184"/>
             <w:shd w:fill="D9E2F3" w:val="clear"/>
           </w:tcPr>
           <w:p>
@@ -1975,7 +1975,7 @@
       <w:tr>
         <w:tc>
           <w:tcPr>
-            <w:tcW w:type="dxa" w:w="813"/>
+            <w:tcW w:type="dxa" w:w="807"/>
           </w:tcPr>
           <w:p>
             <w:pPr>
@@ -1988,7 +1988,7 @@
         </w:tc>
         <w:tc>
           <w:tcPr>
-            <w:tcW w:type="dxa" w:w="1214"/>
+            <w:tcW w:type="dxa" w:w="1204"/>
           </w:tcPr>
           <w:p>
             <w:pPr>
@@ -2001,7 +2001,7 @@
         </w:tc>
         <w:tc>
           <w:tcPr>
-            <w:tcW w:type="dxa" w:w="4439"/>
+            <w:tcW w:type="dxa" w:w="4403"/>
           </w:tcPr>
           <w:p>
             <w:pPr>
@@ -2014,7 +2014,7 @@
         </w:tc>
         <w:tc>
           <w:tcPr>
-            <w:tcW w:type="dxa" w:w="3132"/>
+            <w:tcW w:type="dxa" w:w="3184"/>
           </w:tcPr>
           <w:p>
             <w:pPr>
@@ -2029,7 +2029,7 @@
       <w:tr>
         <w:tc>
           <w:tcPr>
-            <w:tcW w:type="dxa" w:w="813"/>
+            <w:tcW w:type="dxa" w:w="807"/>
           </w:tcPr>
           <w:p>
             <w:pPr>
@@ -2042,7 +2042,7 @@
         </w:tc>
         <w:tc>
           <w:tcPr>
-            <w:tcW w:type="dxa" w:w="1214"/>
+            <w:tcW w:type="dxa" w:w="1204"/>
           </w:tcPr>
           <w:p>
             <w:pPr>
@@ -2055,7 +2055,7 @@
         </w:tc>
         <w:tc>
           <w:tcPr>
-            <w:tcW w:type="dxa" w:w="4439"/>
+            <w:tcW w:type="dxa" w:w="4403"/>
           </w:tcPr>
           <w:p>
             <w:pPr>
@@ -2068,7 +2068,7 @@
         </w:tc>
         <w:tc>
           <w:tcPr>
-            <w:tcW w:type="dxa" w:w="3132"/>
+            <w:tcW w:type="dxa" w:w="3184"/>
           </w:tcPr>
           <w:p>
             <w:pPr>
@@ -2083,7 +2083,7 @@
       <w:tr>
         <w:tc>
           <w:tcPr>
-            <w:tcW w:type="dxa" w:w="813"/>
+            <w:tcW w:type="dxa" w:w="807"/>
           </w:tcPr>
           <w:p>
             <w:pPr>
@@ -2096,7 +2096,7 @@
         </w:tc>
         <w:tc>
           <w:tcPr>
-            <w:tcW w:type="dxa" w:w="1214"/>
+            <w:tcW w:type="dxa" w:w="1204"/>
           </w:tcPr>
           <w:p>
             <w:pPr>
@@ -2109,7 +2109,7 @@
         </w:tc>
         <w:tc>
           <w:tcPr>
-            <w:tcW w:type="dxa" w:w="4439"/>
+            <w:tcW w:type="dxa" w:w="4403"/>
           </w:tcPr>
           <w:p>
             <w:pPr>
@@ -2122,7 +2122,7 @@
         </w:tc>
         <w:tc>
           <w:tcPr>
-            <w:tcW w:type="dxa" w:w="3132"/>
+            <w:tcW w:type="dxa" w:w="3184"/>
           </w:tcPr>
           <w:p>
             <w:pPr>
@@ -2137,7 +2137,7 @@
       <w:tr>
         <w:tc>
           <w:tcPr>
-            <w:tcW w:type="dxa" w:w="813"/>
+            <w:tcW w:type="dxa" w:w="807"/>
           </w:tcPr>
           <w:p>
             <w:pPr>
@@ -2150,7 +2150,7 @@
         </w:tc>
         <w:tc>
           <w:tcPr>
-            <w:tcW w:type="dxa" w:w="1214"/>
+            <w:tcW w:type="dxa" w:w="1204"/>
           </w:tcPr>
           <w:p>
             <w:pPr>
@@ -2163,7 +2163,7 @@
         </w:tc>
         <w:tc>
           <w:tcPr>
-            <w:tcW w:type="dxa" w:w="4439"/>
+            <w:tcW w:type="dxa" w:w="4403"/>
           </w:tcPr>
           <w:p>
             <w:pPr>
@@ -2176,7 +2176,7 @@
         </w:tc>
         <w:tc>
           <w:tcPr>
-            <w:tcW w:type="dxa" w:w="3132"/>
+            <w:tcW w:type="dxa" w:w="3184"/>
           </w:tcPr>
           <w:p>
             <w:pPr>
@@ -2191,7 +2191,7 @@
       <w:tr>
         <w:tc>
           <w:tcPr>
-            <w:tcW w:type="dxa" w:w="813"/>
+            <w:tcW w:type="dxa" w:w="807"/>
           </w:tcPr>
           <w:p>
             <w:pPr>
@@ -2204,7 +2204,7 @@
         </w:tc>
         <w:tc>
           <w:tcPr>
-            <w:tcW w:type="dxa" w:w="1214"/>
+            <w:tcW w:type="dxa" w:w="1204"/>
           </w:tcPr>
           <w:p>
             <w:pPr>
@@ -2217,7 +2217,7 @@
         </w:tc>
         <w:tc>
           <w:tcPr>
-            <w:tcW w:type="dxa" w:w="4439"/>
+            <w:tcW w:type="dxa" w:w="4403"/>
           </w:tcPr>
           <w:p>
             <w:pPr>
@@ -2230,7 +2230,7 @@
         </w:tc>
         <w:tc>
           <w:tcPr>
-            <w:tcW w:type="dxa" w:w="3132"/>
+            <w:tcW w:type="dxa" w:w="3184"/>
           </w:tcPr>
           <w:p>
             <w:pPr>
@@ -2245,7 +2245,7 @@
       <w:tr>
         <w:tc>
           <w:tcPr>
-            <w:tcW w:type="dxa" w:w="813"/>
+            <w:tcW w:type="dxa" w:w="807"/>
           </w:tcPr>
           <w:p>
             <w:pPr>
@@ -2258,7 +2258,7 @@
         </w:tc>
         <w:tc>
           <w:tcPr>
-            <w:tcW w:type="dxa" w:w="1214"/>
+            <w:tcW w:type="dxa" w:w="1204"/>
           </w:tcPr>
           <w:p>
             <w:pPr>
@@ -2271,7 +2271,7 @@
         </w:tc>
         <w:tc>
           <w:tcPr>
-            <w:tcW w:type="dxa" w:w="4439"/>
+            <w:tcW w:type="dxa" w:w="4403"/>
           </w:tcPr>
           <w:p>
             <w:pPr>
@@ -2284,14 +2284,14 @@
         </w:tc>
         <w:tc>
           <w:tcPr>
-            <w:tcW w:type="dxa" w:w="3132"/>
-          </w:tcPr>
-          <w:p>
-            <w:pPr>
-              <w:spacing w:before="20" w:after="20"/>
-            </w:pPr>
-            <w:r>
-              <w:t xml:space="preserve">Les homonymes</w:t>
+            <w:tcW w:type="dxa" w:w="3184"/>
+          </w:tcPr>
+          <w:p>
+            <w:pPr>
+              <w:spacing w:before="20" w:after="20"/>
+            </w:pPr>
+            <w:r>
+              <w:t xml:space="preserve">Les homonymes ; la polysémie dans les disciplines</w:t>
             </w:r>
           </w:p>
         </w:tc>
@@ -2304,6 +2304,32 @@
       </w:pPr>
       <w:r>
         <w:t xml:space="preserve">Programme du cycle 2 (CE2) couvert : termes génériques et spécifiques, dictionnaire adapté, préfixes et suffixes, dérivation et classes de mots, synonymie et gradation, niveaux de langue, sens propre et sens figuré, polysémie. Les expressions et les réseaux de mots (6 corpus par période) relèvent du carnet de mots (Dispositif 5).</w:t>
+      </w:r>
+    </w:p>
+    <w:p>
+      <w:pPr>
+        <w:pStyle w:val="Heading1"/>
+      </w:pPr>
+      <w:r>
+        <w:t xml:space="preserve">Mise à jour d’octobre 2026 : adéquation au programme (CM1)</w:t>
+      </w:r>
+    </w:p>
+    <w:p>
+      <w:pPr>
+        <w:pStyle w:val="BodyText"/>
+      </w:pPr>
+      <w:r>
+        <w:t xml:space="preserve">Après vérification avec le programme de français du cycle 3 (2025) : </w:t>
+      </w:r>
+      <w:r>
+        <w:rPr>
+          <w:b/>
+          <w:bCs/>
+        </w:rPr>
+        <w:t xml:space="preserve">V6</w:t>
+      </w:r>
+      <w:r>
+        <w:t xml:space="preserve"> ajoute la polysémie (un mot, plusieurs sens proches, selon la phrase et la discipline : la feuille, le bouton, le volume), demandée en CM1 (« utiliser à bon escient les mots polysémiques dans différents contextes disciplinaires »). Les homonymes restent le cœur de V6.</w:t>
       </w:r>
     </w:p>
     <w:sectPr>
